--- a/Acordes domingo/Jorge/Un destello de tu gloria (A) - Jorge.docx
+++ b/Acordes domingo/Jorge/Un destello de tu gloria (A) - Jorge.docx
@@ -47,19 +47,7 @@
           <w:szCs w:val="13"/>
           <w:lang w:val="es-ES"/>
         </w:rPr>
-        <w:t>J</w:t>
-      </w:r>
-      <w:r>
-        <w:rPr>
-          <w:rFonts w:eastAsia="Courier 10 Pitch" w:cs="Consolas"/>
-          <w:b/>
-          <w:bCs/>
-          <w:color w:val="FF0000"/>
-          <w:sz w:val="13"/>
-          <w:szCs w:val="13"/>
-          <w:lang w:val="es-ES"/>
-        </w:rPr>
-        <w:t>orge</w:t>
+        <w:t>Jorge</w:t>
       </w:r>
     </w:p>
     <w:p>
@@ -970,19 +958,7 @@
           <w:szCs w:val="13"/>
           <w:lang w:val="es-ES"/>
         </w:rPr>
-        <w:t>A C#m F#m</w:t>
-      </w:r>
-      <w:r>
-        <w:rPr>
-          <w:rFonts w:eastAsia="Courier 10 Pitch" w:cs="Consolas"/>
-          <w:b w:val="false"/>
-          <w:bCs w:val="false"/>
-          <w:color w:val="auto"/>
-          <w:sz w:val="13"/>
-          <w:szCs w:val="13"/>
-          <w:lang w:val="es-ES"/>
-        </w:rPr>
-        <w:t xml:space="preserve">   D</w:t>
+        <w:t>A C#m F#m   D</w:t>
       </w:r>
     </w:p>
     <w:p>
@@ -1030,19 +1006,23 @@
         </w:rPr>
       </w:pPr>
       <w:r>
-        <w:rPr/>
-      </w:r>
-    </w:p>
-    <w:p>
-      <w:pPr>
-        <w:pStyle w:val="Normal"/>
-        <w:bidi w:val="0"/>
-        <w:rPr>
-          <w:b w:val="false"/>
+        <w:rPr>
           <w:b w:val="false"/>
           <w:bCs w:val="false"/>
           <w:color w:val="1C99E0"/>
         </w:rPr>
+      </w:r>
+    </w:p>
+    <w:p>
+      <w:pPr>
+        <w:pStyle w:val="Normal"/>
+        <w:bidi w:val="0"/>
+        <w:rPr>
+          <w:b w:val="false"/>
+          <w:b w:val="false"/>
+          <w:bCs w:val="false"/>
+          <w:color w:val="1C99E0"/>
+        </w:rPr>
       </w:pPr>
       <w:r>
         <w:rPr>
@@ -1141,7 +1121,11 @@
         </w:rPr>
       </w:pPr>
       <w:r>
-        <w:rPr/>
+        <w:rPr>
+          <w:b w:val="false"/>
+          <w:bCs w:val="false"/>
+          <w:color w:val="1C99E0"/>
+        </w:rPr>
       </w:r>
     </w:p>
     <w:p>
@@ -1560,7 +1544,7 @@
     <w:pPr>
       <w:widowControl/>
       <w:suppressAutoHyphens w:val="true"/>
-      <w:overflowPunct w:val="true"/>
+      <w:overflowPunct w:val="false"/>
       <w:bidi w:val="0"/>
       <w:spacing w:before="0" w:after="0"/>
       <w:jc w:val="left"/>
